--- a/03_Practical_Implementation_Project/SentinelLite/docs/SentinelLite_Threat_Model.docx
+++ b/03_Practical_Implementation_Project/SentinelLite/docs/SentinelLite_Threat_Model.docx
@@ -28,19 +28,6 @@
     </w:p>
     <w:p>
       <w:pPr>
-        <w:jc w:val="center"/>
-        <w:rPr>
-          <w:rFonts w:ascii="Times New Roman" w:hAnsi="Times New Roman" w:cs="Times New Roman"/>
-          <w:b/>
-          <w:color w:val="F79646" w:themeColor="accent6"/>
-          <w:sz w:val="44"/>
-          <w:szCs w:val="44"/>
-        </w:rPr>
-      </w:pPr>
-    </w:p>
-    <w:p>
-      <w:pPr>
-        <w:jc w:val="center"/>
         <w:rPr>
           <w:rFonts w:ascii="Times New Roman" w:hAnsi="Times New Roman" w:cs="Times New Roman"/>
           <w:b/>
@@ -138,6 +125,18 @@
     </w:p>
     <w:p>
       <w:pPr>
+        <w:jc w:val="center"/>
+        <w:rPr>
+          <w:rFonts w:ascii="Times New Roman" w:hAnsi="Times New Roman" w:cs="Times New Roman"/>
+          <w:b/>
+          <w:color w:val="F79646" w:themeColor="accent6"/>
+          <w:sz w:val="44"/>
+          <w:szCs w:val="44"/>
+        </w:rPr>
+      </w:pPr>
+    </w:p>
+    <w:p>
+      <w:pPr>
         <w:spacing w:after="0"/>
         <w:jc w:val="center"/>
         <w:rPr>
@@ -155,6 +154,17 @@
         </w:rPr>
         <w:t>THREAT MODEL</w:t>
       </w:r>
+    </w:p>
+    <w:p>
+      <w:pPr>
+        <w:jc w:val="center"/>
+        <w:rPr>
+          <w:rFonts w:ascii="Times New Roman" w:hAnsi="Times New Roman" w:cs="Times New Roman"/>
+          <w:color w:val="000000" w:themeColor="text1"/>
+          <w:sz w:val="44"/>
+          <w:szCs w:val="44"/>
+        </w:rPr>
+      </w:pPr>
     </w:p>
     <w:p>
       <w:pPr>
@@ -269,38 +279,6 @@
     </w:p>
     <w:p>
       <w:pPr>
-        <w:jc w:val="center"/>
-        <w:rPr>
-          <w:rFonts w:cs="Calibri"/>
-          <w:b/>
-          <w:sz w:val="32"/>
-          <w:szCs w:val="32"/>
-        </w:rPr>
-      </w:pPr>
-    </w:p>
-    <w:p>
-      <w:pPr>
-        <w:jc w:val="center"/>
-        <w:rPr>
-          <w:rFonts w:cs="Calibri"/>
-          <w:b/>
-          <w:sz w:val="32"/>
-          <w:szCs w:val="32"/>
-        </w:rPr>
-      </w:pPr>
-    </w:p>
-    <w:p>
-      <w:pPr>
-        <w:rPr>
-          <w:rFonts w:cs="Calibri"/>
-          <w:b/>
-          <w:sz w:val="32"/>
-          <w:szCs w:val="32"/>
-        </w:rPr>
-      </w:pPr>
-    </w:p>
-    <w:p>
-      <w:pPr>
         <w:pStyle w:val="Heading1"/>
         <w:rPr>
           <w:rFonts w:ascii="Times New Roman" w:hAnsi="Times New Roman" w:cs="Times New Roman"/>
@@ -316,7 +294,15 @@
     </w:p>
     <w:p>
       <w:r>
-        <w:t>This threat model identifies plausible risks to SentinelLite and records planned mitigations for the initial educational implementation. It is a design-time assessment; controls must be verified through implementation and testing before they are claimed as effective.</w:t>
+        <w:t xml:space="preserve">This threat model identifies plausible risks to </w:t>
+      </w:r>
+      <w:proofErr w:type="spellStart"/>
+      <w:r>
+        <w:t>SentinelLite</w:t>
+      </w:r>
+      <w:proofErr w:type="spellEnd"/>
+      <w:r>
+        <w:t xml:space="preserve"> and records planned mitigations for the initial educational implementation. It is a design-time assessment; controls must be verified through implementation and testing before they are claimed as effective.</w:t>
       </w:r>
     </w:p>
     <w:p>
@@ -334,8 +320,21 @@
       </w:r>
     </w:p>
     <w:p>
+      <w:proofErr w:type="spellStart"/>
       <w:r>
-        <w:t>SentinelLite initially analyzes a local CSV file containing synthetic security events, applies rule-based detection and risk scoring, and presents results in a local Streamlit dashboard. The initial scope excludes live Windows Event Log collection, cloud processing, and automated response actions.</w:t>
+        <w:t>SentinelLite</w:t>
+      </w:r>
+      <w:proofErr w:type="spellEnd"/>
+      <w:r>
+        <w:t xml:space="preserve"> initially accepts synthetic CSV security events through a Next.js web frontend, sends them to a Python/</w:t>
+      </w:r>
+      <w:proofErr w:type="spellStart"/>
+      <w:r>
+        <w:t>FastAPI</w:t>
+      </w:r>
+      <w:proofErr w:type="spellEnd"/>
+      <w:r>
+        <w:t xml:space="preserve"> backend for validation, rule-based detection, and risk scoring, and displays results in the web dashboard. The initial scope excludes live Windows Event Log collection, persistent history, cloud-side log storage, and automated response actions.</w:t>
       </w:r>
     </w:p>
     <w:p>
@@ -404,8 +403,8 @@
         <w:tblLook w:val="04A0" w:firstRow="1" w:lastRow="0" w:firstColumn="1" w:lastColumn="0" w:noHBand="0" w:noVBand="1"/>
       </w:tblPr>
       <w:tblGrid>
-        <w:gridCol w:w="4680"/>
-        <w:gridCol w:w="4680"/>
+        <w:gridCol w:w="4672"/>
+        <w:gridCol w:w="4672"/>
       </w:tblGrid>
       <w:tr>
         <w:tc>
@@ -421,7 +420,7 @@
           </w:tcPr>
           <w:p>
             <w:pPr>
-              <w:spacing w:after="40" w:line="240" w:lineRule="auto"/>
+              <w:spacing w:after="40"/>
             </w:pPr>
             <w:r>
               <w:rPr>
@@ -447,7 +446,7 @@
           </w:tcPr>
           <w:p>
             <w:pPr>
-              <w:spacing w:after="40" w:line="240" w:lineRule="auto"/>
+              <w:spacing w:after="40"/>
             </w:pPr>
             <w:r>
               <w:rPr>
@@ -474,7 +473,7 @@
           </w:tcPr>
           <w:p>
             <w:pPr>
-              <w:spacing w:after="40" w:line="240" w:lineRule="auto"/>
+              <w:spacing w:after="40"/>
             </w:pPr>
             <w:r>
               <w:rPr>
@@ -497,7 +496,7 @@
           </w:tcPr>
           <w:p>
             <w:pPr>
-              <w:spacing w:after="40" w:line="240" w:lineRule="auto"/>
+              <w:spacing w:after="40"/>
             </w:pPr>
             <w:r>
               <w:rPr>
@@ -522,7 +521,7 @@
           </w:tcPr>
           <w:p>
             <w:pPr>
-              <w:spacing w:after="40" w:line="240" w:lineRule="auto"/>
+              <w:spacing w:after="40"/>
             </w:pPr>
             <w:r>
               <w:rPr>
@@ -545,7 +544,7 @@
           </w:tcPr>
           <w:p>
             <w:pPr>
-              <w:spacing w:after="40" w:line="240" w:lineRule="auto"/>
+              <w:spacing w:after="40"/>
             </w:pPr>
             <w:r>
               <w:rPr>
@@ -570,7 +569,7 @@
           </w:tcPr>
           <w:p>
             <w:pPr>
-              <w:spacing w:after="40" w:line="240" w:lineRule="auto"/>
+              <w:spacing w:after="40"/>
             </w:pPr>
             <w:r>
               <w:rPr>
@@ -593,7 +592,7 @@
           </w:tcPr>
           <w:p>
             <w:pPr>
-              <w:spacing w:after="40" w:line="240" w:lineRule="auto"/>
+              <w:spacing w:after="40"/>
             </w:pPr>
             <w:r>
               <w:rPr>
@@ -618,7 +617,7 @@
           </w:tcPr>
           <w:p>
             <w:pPr>
-              <w:spacing w:after="40" w:line="240" w:lineRule="auto"/>
+              <w:spacing w:after="40"/>
             </w:pPr>
             <w:r>
               <w:rPr>
@@ -641,7 +640,7 @@
           </w:tcPr>
           <w:p>
             <w:pPr>
-              <w:spacing w:after="40" w:line="240" w:lineRule="auto"/>
+              <w:spacing w:after="40"/>
             </w:pPr>
             <w:r>
               <w:rPr>
@@ -666,7 +665,7 @@
           </w:tcPr>
           <w:p>
             <w:pPr>
-              <w:spacing w:after="40" w:line="240" w:lineRule="auto"/>
+              <w:spacing w:after="40"/>
             </w:pPr>
             <w:r>
               <w:rPr>
@@ -689,7 +688,7 @@
           </w:tcPr>
           <w:p>
             <w:pPr>
-              <w:spacing w:after="40" w:line="240" w:lineRule="auto"/>
+              <w:spacing w:after="40"/>
             </w:pPr>
             <w:r>
               <w:rPr>
@@ -721,7 +720,7 @@
         <w:pStyle w:val="ListBullet"/>
       </w:pPr>
       <w:r>
-        <w:t>Boundary A — Local file system to parser: CSV content is untrusted even when it is synthetic or locally stored.</w:t>
+        <w:t>Boundary A — Browser/frontend to API: uploaded CSV content is untrusted, even when it is synthetic. The API must validate the file before analysis.</w:t>
       </w:r>
     </w:p>
     <w:p>
@@ -737,7 +736,7 @@
         <w:pStyle w:val="ListBullet"/>
       </w:pPr>
       <w:r>
-        <w:t>Boundary C — Analysis results to dashboard: values originating in input data must be rendered safely.</w:t>
+        <w:t>Boundary C — API to frontend: values originating in input data must be rendered safely as text.</w:t>
       </w:r>
     </w:p>
     <w:p>
@@ -745,12 +744,20 @@
         <w:pStyle w:val="ListBullet"/>
       </w:pPr>
       <w:r>
-        <w:t>Boundary D — Dashboard to exported files: exported content may be opened by other tools and should be handled cautiously.</w:t>
+        <w:t>Boundary D — Frontend to exported files: exported content may be opened by other tools and should be handled cautiously.</w:t>
       </w:r>
     </w:p>
     <w:p>
       <w:r>
-        <w:t>Planned flow: CSV file → parser and validation → detection rules → risk scoring → dashboard and filtered CSV/JSON exports.</w:t>
+        <w:t xml:space="preserve">Planned flow: Next.js frontend upload → </w:t>
+      </w:r>
+      <w:proofErr w:type="spellStart"/>
+      <w:r>
+        <w:t>FastAPI</w:t>
+      </w:r>
+      <w:proofErr w:type="spellEnd"/>
+      <w:r>
+        <w:t xml:space="preserve"> CSV parser and validation → detection rules → severity scoring → frontend dashboard and filtered CSV/JSON exports.</w:t>
       </w:r>
     </w:p>
     <w:p>
@@ -775,11 +782,11 @@
         <w:tblLook w:val="04A0" w:firstRow="1" w:lastRow="0" w:firstColumn="1" w:lastColumn="0" w:noHBand="0" w:noVBand="1"/>
       </w:tblPr>
       <w:tblGrid>
-        <w:gridCol w:w="1872"/>
-        <w:gridCol w:w="1872"/>
-        <w:gridCol w:w="1872"/>
-        <w:gridCol w:w="1872"/>
-        <w:gridCol w:w="1872"/>
+        <w:gridCol w:w="1867"/>
+        <w:gridCol w:w="1870"/>
+        <w:gridCol w:w="1868"/>
+        <w:gridCol w:w="1869"/>
+        <w:gridCol w:w="1870"/>
       </w:tblGrid>
       <w:tr>
         <w:tc>
@@ -795,7 +802,7 @@
           </w:tcPr>
           <w:p>
             <w:pPr>
-              <w:spacing w:after="40" w:line="240" w:lineRule="auto"/>
+              <w:spacing w:after="40"/>
             </w:pPr>
             <w:r>
               <w:rPr>
@@ -821,7 +828,7 @@
           </w:tcPr>
           <w:p>
             <w:pPr>
-              <w:spacing w:after="40" w:line="240" w:lineRule="auto"/>
+              <w:spacing w:after="40"/>
             </w:pPr>
             <w:r>
               <w:rPr>
@@ -847,7 +854,7 @@
           </w:tcPr>
           <w:p>
             <w:pPr>
-              <w:spacing w:after="40" w:line="240" w:lineRule="auto"/>
+              <w:spacing w:after="40"/>
             </w:pPr>
             <w:r>
               <w:rPr>
@@ -873,7 +880,7 @@
           </w:tcPr>
           <w:p>
             <w:pPr>
-              <w:spacing w:after="40" w:line="240" w:lineRule="auto"/>
+              <w:spacing w:after="40"/>
             </w:pPr>
             <w:r>
               <w:rPr>
@@ -899,7 +906,7 @@
           </w:tcPr>
           <w:p>
             <w:pPr>
-              <w:spacing w:after="40" w:line="240" w:lineRule="auto"/>
+              <w:spacing w:after="40"/>
             </w:pPr>
             <w:r>
               <w:rPr>
@@ -926,7 +933,7 @@
           </w:tcPr>
           <w:p>
             <w:pPr>
-              <w:spacing w:after="40" w:line="240" w:lineRule="auto"/>
+              <w:spacing w:after="40"/>
             </w:pPr>
             <w:r>
               <w:rPr>
@@ -949,7 +956,7 @@
           </w:tcPr>
           <w:p>
             <w:pPr>
-              <w:spacing w:after="40" w:line="240" w:lineRule="auto"/>
+              <w:spacing w:after="40"/>
             </w:pPr>
             <w:r>
               <w:rPr>
@@ -972,7 +979,7 @@
           </w:tcPr>
           <w:p>
             <w:pPr>
-              <w:spacing w:after="40" w:line="240" w:lineRule="auto"/>
+              <w:spacing w:after="40"/>
             </w:pPr>
             <w:r>
               <w:rPr>
@@ -995,7 +1002,7 @@
           </w:tcPr>
           <w:p>
             <w:pPr>
-              <w:spacing w:after="40" w:line="240" w:lineRule="auto"/>
+              <w:spacing w:after="40"/>
             </w:pPr>
             <w:r>
               <w:rPr>
@@ -1018,14 +1025,14 @@
           </w:tcPr>
           <w:p>
             <w:pPr>
-              <w:spacing w:after="40" w:line="240" w:lineRule="auto"/>
+              <w:spacing w:after="40"/>
             </w:pPr>
             <w:r>
               <w:rPr>
                 <w:rFonts w:eastAsia="Calibri"/>
                 <w:sz w:val="18"/>
               </w:rPr>
-              <w:t>Check file existence, emptiness, required headers, and report actionable validation errors.</w:t>
+              <w:t>Enforce upload and processing limits; reject empty or structurally invalid CSV files and missing required headers; return actionable validation errors.</w:t>
             </w:r>
           </w:p>
         </w:tc>
@@ -1043,7 +1050,7 @@
           </w:tcPr>
           <w:p>
             <w:pPr>
-              <w:spacing w:after="40" w:line="240" w:lineRule="auto"/>
+              <w:spacing w:after="40"/>
             </w:pPr>
             <w:r>
               <w:rPr>
@@ -1066,7 +1073,7 @@
           </w:tcPr>
           <w:p>
             <w:pPr>
-              <w:spacing w:after="40" w:line="240" w:lineRule="auto"/>
+              <w:spacing w:after="40"/>
             </w:pPr>
             <w:r>
               <w:rPr>
@@ -1089,7 +1096,7 @@
           </w:tcPr>
           <w:p>
             <w:pPr>
-              <w:spacing w:after="40" w:line="240" w:lineRule="auto"/>
+              <w:spacing w:after="40"/>
             </w:pPr>
             <w:r>
               <w:rPr>
@@ -1112,7 +1119,7 @@
           </w:tcPr>
           <w:p>
             <w:pPr>
-              <w:spacing w:after="40" w:line="240" w:lineRule="auto"/>
+              <w:spacing w:after="40"/>
             </w:pPr>
             <w:r>
               <w:rPr>
@@ -1135,14 +1142,14 @@
           </w:tcPr>
           <w:p>
             <w:pPr>
-              <w:spacing w:after="40" w:line="240" w:lineRule="auto"/>
+              <w:spacing w:after="40"/>
             </w:pPr>
             <w:r>
               <w:rPr>
                 <w:rFonts w:eastAsia="Calibri"/>
                 <w:sz w:val="18"/>
               </w:rPr>
-              <w:t>Validate field formats and isolate row-level errors where practical.</w:t>
+              <w:t>Validate field formats; skip individual invalid rows and report row numbers, reasons, and counts.</w:t>
             </w:r>
           </w:p>
         </w:tc>
@@ -1160,7 +1167,7 @@
           </w:tcPr>
           <w:p>
             <w:pPr>
-              <w:spacing w:after="40" w:line="240" w:lineRule="auto"/>
+              <w:spacing w:after="40"/>
             </w:pPr>
             <w:r>
               <w:rPr>
@@ -1183,7 +1190,7 @@
           </w:tcPr>
           <w:p>
             <w:pPr>
-              <w:spacing w:after="40" w:line="240" w:lineRule="auto"/>
+              <w:spacing w:after="40"/>
             </w:pPr>
             <w:r>
               <w:rPr>
@@ -1206,7 +1213,7 @@
           </w:tcPr>
           <w:p>
             <w:pPr>
-              <w:spacing w:after="40" w:line="240" w:lineRule="auto"/>
+              <w:spacing w:after="40"/>
             </w:pPr>
             <w:r>
               <w:rPr>
@@ -1229,7 +1236,7 @@
           </w:tcPr>
           <w:p>
             <w:pPr>
-              <w:spacing w:after="40" w:line="240" w:lineRule="auto"/>
+              <w:spacing w:after="40"/>
             </w:pPr>
             <w:r>
               <w:rPr>
@@ -1252,7 +1259,7 @@
           </w:tcPr>
           <w:p>
             <w:pPr>
-              <w:spacing w:after="40" w:line="240" w:lineRule="auto"/>
+              <w:spacing w:after="40"/>
             </w:pPr>
             <w:r>
               <w:rPr>
@@ -1277,7 +1284,7 @@
           </w:tcPr>
           <w:p>
             <w:pPr>
-              <w:spacing w:after="40" w:line="240" w:lineRule="auto"/>
+              <w:spacing w:after="40"/>
             </w:pPr>
             <w:r>
               <w:rPr>
@@ -1300,7 +1307,7 @@
           </w:tcPr>
           <w:p>
             <w:pPr>
-              <w:spacing w:after="40" w:line="240" w:lineRule="auto"/>
+              <w:spacing w:after="40"/>
             </w:pPr>
             <w:r>
               <w:rPr>
@@ -1323,7 +1330,7 @@
           </w:tcPr>
           <w:p>
             <w:pPr>
-              <w:spacing w:after="40" w:line="240" w:lineRule="auto"/>
+              <w:spacing w:after="40"/>
             </w:pPr>
             <w:r>
               <w:rPr>
@@ -1346,7 +1353,7 @@
           </w:tcPr>
           <w:p>
             <w:pPr>
-              <w:spacing w:after="40" w:line="240" w:lineRule="auto"/>
+              <w:spacing w:after="40"/>
             </w:pPr>
             <w:r>
               <w:rPr>
@@ -1369,7 +1376,7 @@
           </w:tcPr>
           <w:p>
             <w:pPr>
-              <w:spacing w:after="40" w:line="240" w:lineRule="auto"/>
+              <w:spacing w:after="40"/>
             </w:pPr>
             <w:r>
               <w:rPr>
@@ -1394,7 +1401,7 @@
           </w:tcPr>
           <w:p>
             <w:pPr>
-              <w:spacing w:after="40" w:line="240" w:lineRule="auto"/>
+              <w:spacing w:after="40"/>
             </w:pPr>
             <w:r>
               <w:rPr>
@@ -1417,7 +1424,7 @@
           </w:tcPr>
           <w:p>
             <w:pPr>
-              <w:spacing w:after="40" w:line="240" w:lineRule="auto"/>
+              <w:spacing w:after="40"/>
             </w:pPr>
             <w:r>
               <w:rPr>
@@ -1440,7 +1447,7 @@
           </w:tcPr>
           <w:p>
             <w:pPr>
-              <w:spacing w:after="40" w:line="240" w:lineRule="auto"/>
+              <w:spacing w:after="40"/>
             </w:pPr>
             <w:r>
               <w:rPr>
@@ -1463,7 +1470,7 @@
           </w:tcPr>
           <w:p>
             <w:pPr>
-              <w:spacing w:after="40" w:line="240" w:lineRule="auto"/>
+              <w:spacing w:after="40"/>
             </w:pPr>
             <w:r>
               <w:rPr>
@@ -1486,14 +1493,14 @@
           </w:tcPr>
           <w:p>
             <w:pPr>
-              <w:spacing w:after="40" w:line="240" w:lineRule="auto"/>
+              <w:spacing w:after="40"/>
             </w:pPr>
             <w:r>
               <w:rPr>
                 <w:rFonts w:eastAsia="Calibri"/>
                 <w:sz w:val="18"/>
               </w:rPr>
-              <w:t>Use synthetic records and reserved documentation IP ranges; review screenshots and exports before sharing.</w:t>
+              <w:t>Use synthetic records and documentation-reserved IP ranges; warn public-demo users not to upload confidential logs; review screenshots and exports before sharing.</w:t>
             </w:r>
           </w:p>
         </w:tc>
@@ -1511,7 +1518,7 @@
           </w:tcPr>
           <w:p>
             <w:pPr>
-              <w:spacing w:after="40" w:line="240" w:lineRule="auto"/>
+              <w:spacing w:after="40"/>
             </w:pPr>
             <w:r>
               <w:rPr>
@@ -1534,7 +1541,7 @@
           </w:tcPr>
           <w:p>
             <w:pPr>
-              <w:spacing w:after="40" w:line="240" w:lineRule="auto"/>
+              <w:spacing w:after="40"/>
             </w:pPr>
             <w:r>
               <w:rPr>
@@ -1557,7 +1564,7 @@
           </w:tcPr>
           <w:p>
             <w:pPr>
-              <w:spacing w:after="40" w:line="240" w:lineRule="auto"/>
+              <w:spacing w:after="40"/>
             </w:pPr>
             <w:r>
               <w:rPr>
@@ -1580,7 +1587,7 @@
           </w:tcPr>
           <w:p>
             <w:pPr>
-              <w:spacing w:after="40" w:line="240" w:lineRule="auto"/>
+              <w:spacing w:after="40"/>
             </w:pPr>
             <w:r>
               <w:rPr>
@@ -1603,7 +1610,7 @@
           </w:tcPr>
           <w:p>
             <w:pPr>
-              <w:spacing w:after="40" w:line="240" w:lineRule="auto"/>
+              <w:spacing w:after="40"/>
             </w:pPr>
             <w:r>
               <w:rPr>
@@ -1628,7 +1635,7 @@
           </w:tcPr>
           <w:p>
             <w:pPr>
-              <w:spacing w:after="40" w:line="240" w:lineRule="auto"/>
+              <w:spacing w:after="40"/>
             </w:pPr>
             <w:r>
               <w:rPr>
@@ -1651,7 +1658,7 @@
           </w:tcPr>
           <w:p>
             <w:pPr>
-              <w:spacing w:after="40" w:line="240" w:lineRule="auto"/>
+              <w:spacing w:after="40"/>
             </w:pPr>
             <w:r>
               <w:rPr>
@@ -1674,7 +1681,7 @@
           </w:tcPr>
           <w:p>
             <w:pPr>
-              <w:spacing w:after="40" w:line="240" w:lineRule="auto"/>
+              <w:spacing w:after="40"/>
             </w:pPr>
             <w:r>
               <w:rPr>
@@ -1697,7 +1704,7 @@
           </w:tcPr>
           <w:p>
             <w:pPr>
-              <w:spacing w:after="40" w:line="240" w:lineRule="auto"/>
+              <w:spacing w:after="40"/>
             </w:pPr>
             <w:r>
               <w:rPr>
@@ -1720,7 +1727,7 @@
           </w:tcPr>
           <w:p>
             <w:pPr>
-              <w:spacing w:after="40" w:line="240" w:lineRule="auto"/>
+              <w:spacing w:after="40"/>
             </w:pPr>
             <w:r>
               <w:rPr>
@@ -1745,7 +1752,7 @@
           </w:tcPr>
           <w:p>
             <w:pPr>
-              <w:spacing w:after="40" w:line="240" w:lineRule="auto"/>
+              <w:spacing w:after="40"/>
             </w:pPr>
             <w:r>
               <w:rPr>
@@ -1768,7 +1775,7 @@
           </w:tcPr>
           <w:p>
             <w:pPr>
-              <w:spacing w:after="40" w:line="240" w:lineRule="auto"/>
+              <w:spacing w:after="40"/>
             </w:pPr>
             <w:r>
               <w:rPr>
@@ -1791,7 +1798,7 @@
           </w:tcPr>
           <w:p>
             <w:pPr>
-              <w:spacing w:after="40" w:line="240" w:lineRule="auto"/>
+              <w:spacing w:after="40"/>
             </w:pPr>
             <w:r>
               <w:rPr>
@@ -1814,7 +1821,7 @@
           </w:tcPr>
           <w:p>
             <w:pPr>
-              <w:spacing w:after="40" w:line="240" w:lineRule="auto"/>
+              <w:spacing w:after="40"/>
             </w:pPr>
             <w:r>
               <w:rPr>
@@ -1837,7 +1844,7 @@
           </w:tcPr>
           <w:p>
             <w:pPr>
-              <w:spacing w:after="40" w:line="240" w:lineRule="auto"/>
+              <w:spacing w:after="40"/>
             </w:pPr>
             <w:r>
               <w:rPr>
@@ -1862,7 +1869,7 @@
           </w:tcPr>
           <w:p>
             <w:pPr>
-              <w:spacing w:after="40" w:line="240" w:lineRule="auto"/>
+              <w:spacing w:after="40"/>
             </w:pPr>
             <w:r>
               <w:rPr>
@@ -1885,14 +1892,14 @@
           </w:tcPr>
           <w:p>
             <w:pPr>
-              <w:spacing w:after="40" w:line="240" w:lineRule="auto"/>
+              <w:spacing w:after="40"/>
             </w:pPr>
             <w:r>
               <w:rPr>
                 <w:rFonts w:eastAsia="Calibri"/>
                 <w:sz w:val="18"/>
               </w:rPr>
-              <w:t>Unexpected input size or too many records affects responsiveness.</w:t>
+              <w:t>Oversized upload or too many rows affects API responsiveness.</w:t>
             </w:r>
           </w:p>
         </w:tc>
@@ -1908,7 +1915,7 @@
           </w:tcPr>
           <w:p>
             <w:pPr>
-              <w:spacing w:after="40" w:line="240" w:lineRule="auto"/>
+              <w:spacing w:after="40"/>
             </w:pPr>
             <w:r>
               <w:rPr>
@@ -1931,7 +1938,7 @@
           </w:tcPr>
           <w:p>
             <w:pPr>
-              <w:spacing w:after="40" w:line="240" w:lineRule="auto"/>
+              <w:spacing w:after="40"/>
             </w:pPr>
             <w:r>
               <w:rPr>
@@ -1954,14 +1961,14 @@
           </w:tcPr>
           <w:p>
             <w:pPr>
-              <w:spacing w:after="40" w:line="240" w:lineRule="auto"/>
+              <w:spacing w:after="40"/>
             </w:pPr>
             <w:r>
               <w:rPr>
                 <w:rFonts w:eastAsia="Calibri"/>
                 <w:sz w:val="18"/>
               </w:rPr>
-              <w:t>Set a reasonable documented dataset size for the first version and handle errors gracefully.</w:t>
+              <w:t>Set documented upload-size, row-count, and processing limits; reject requests that exceed them with a clear error.</w:t>
             </w:r>
           </w:p>
         </w:tc>
@@ -1978,6 +1985,7 @@
         <w:rPr>
           <w:rFonts w:ascii="Times New Roman" w:hAnsi="Times New Roman" w:cs="Times New Roman"/>
         </w:rPr>
+        <w:lastRenderedPageBreak/>
         <w:t>6. Risk Rating Method</w:t>
       </w:r>
     </w:p>
@@ -1993,8 +2001,8 @@
         <w:tblLook w:val="04A0" w:firstRow="1" w:lastRow="0" w:firstColumn="1" w:lastColumn="0" w:noHBand="0" w:noVBand="1"/>
       </w:tblPr>
       <w:tblGrid>
-        <w:gridCol w:w="4680"/>
-        <w:gridCol w:w="4680"/>
+        <w:gridCol w:w="4672"/>
+        <w:gridCol w:w="4672"/>
       </w:tblGrid>
       <w:tr>
         <w:tc>
@@ -2010,7 +2018,7 @@
           </w:tcPr>
           <w:p>
             <w:pPr>
-              <w:spacing w:after="40" w:line="240" w:lineRule="auto"/>
+              <w:spacing w:after="40"/>
             </w:pPr>
             <w:r>
               <w:rPr>
@@ -2019,7 +2027,6 @@
                 <w:color w:val="FFFFFF"/>
                 <w:sz w:val="18"/>
               </w:rPr>
-              <w:lastRenderedPageBreak/>
               <w:t>Rating</w:t>
             </w:r>
           </w:p>
@@ -2037,7 +2044,7 @@
           </w:tcPr>
           <w:p>
             <w:pPr>
-              <w:spacing w:after="40" w:line="240" w:lineRule="auto"/>
+              <w:spacing w:after="40"/>
             </w:pPr>
             <w:r>
               <w:rPr>
@@ -2064,7 +2071,7 @@
           </w:tcPr>
           <w:p>
             <w:pPr>
-              <w:spacing w:after="40" w:line="240" w:lineRule="auto"/>
+              <w:spacing w:after="40"/>
             </w:pPr>
             <w:r>
               <w:rPr>
@@ -2087,7 +2094,7 @@
           </w:tcPr>
           <w:p>
             <w:pPr>
-              <w:spacing w:after="40" w:line="240" w:lineRule="auto"/>
+              <w:spacing w:after="40"/>
             </w:pPr>
             <w:r>
               <w:rPr>
@@ -2112,7 +2119,7 @@
           </w:tcPr>
           <w:p>
             <w:pPr>
-              <w:spacing w:after="40" w:line="240" w:lineRule="auto"/>
+              <w:spacing w:after="40"/>
             </w:pPr>
             <w:r>
               <w:rPr>
@@ -2135,7 +2142,7 @@
           </w:tcPr>
           <w:p>
             <w:pPr>
-              <w:spacing w:after="40" w:line="240" w:lineRule="auto"/>
+              <w:spacing w:after="40"/>
             </w:pPr>
             <w:r>
               <w:rPr>
@@ -2160,7 +2167,7 @@
           </w:tcPr>
           <w:p>
             <w:pPr>
-              <w:spacing w:after="40" w:line="240" w:lineRule="auto"/>
+              <w:spacing w:after="40"/>
             </w:pPr>
             <w:r>
               <w:rPr>
@@ -2183,7 +2190,7 @@
           </w:tcPr>
           <w:p>
             <w:pPr>
-              <w:spacing w:after="40" w:line="240" w:lineRule="auto"/>
+              <w:spacing w:after="40"/>
             </w:pPr>
             <w:r>
               <w:rPr>
@@ -2215,7 +2222,7 @@
         <w:pStyle w:val="ListBullet"/>
       </w:pPr>
       <w:r>
-        <w:t>Input validation: validate required columns, non-empty required fields, timestamps, and IP addresses.</w:t>
+        <w:t>Input validation: validate required columns, non-empty required fields, timestamps, and IP addresses; reject empty or structurally invalid files and skip/report invalid rows.</w:t>
       </w:r>
     </w:p>
     <w:p>
@@ -2239,7 +2246,7 @@
         <w:pStyle w:val="ListBullet"/>
       </w:pPr>
       <w:r>
-        <w:t>Privacy by design: use synthetic data only in committed examples and do not store secrets in the repository.</w:t>
+        <w:t>Privacy by design: use synthetic data in committed examples, warn users against uploading confidential logs to the public demo, avoid persistent upload history, and never store secrets in the repository.</w:t>
       </w:r>
     </w:p>
     <w:p>
@@ -2301,7 +2308,7 @@
         <w:pStyle w:val="ListBullet"/>
       </w:pPr>
       <w:r>
-        <w:t>The initial design does not collect live Windows Event Logs or perform automatic containment.</w:t>
+        <w:t>The initial design does not collect live Windows Event Logs or perform automatic containment. It has no database or persistent analysis history.</w:t>
       </w:r>
     </w:p>
     <w:p>
@@ -2333,8 +2340,8 @@
         <w:tblLook w:val="04A0" w:firstRow="1" w:lastRow="0" w:firstColumn="1" w:lastColumn="0" w:noHBand="0" w:noVBand="1"/>
       </w:tblPr>
       <w:tblGrid>
-        <w:gridCol w:w="4680"/>
-        <w:gridCol w:w="4680"/>
+        <w:gridCol w:w="4672"/>
+        <w:gridCol w:w="4672"/>
       </w:tblGrid>
       <w:tr>
         <w:tc>
@@ -2350,7 +2357,7 @@
           </w:tcPr>
           <w:p>
             <w:pPr>
-              <w:spacing w:after="40" w:line="240" w:lineRule="auto"/>
+              <w:spacing w:after="40"/>
             </w:pPr>
             <w:r>
               <w:rPr>
@@ -2376,7 +2383,7 @@
           </w:tcPr>
           <w:p>
             <w:pPr>
-              <w:spacing w:after="40" w:line="240" w:lineRule="auto"/>
+              <w:spacing w:after="40"/>
             </w:pPr>
             <w:r>
               <w:rPr>
@@ -2403,7 +2410,7 @@
           </w:tcPr>
           <w:p>
             <w:pPr>
-              <w:spacing w:after="40" w:line="240" w:lineRule="auto"/>
+              <w:spacing w:after="40"/>
             </w:pPr>
             <w:r>
               <w:rPr>
@@ -2426,7 +2433,7 @@
           </w:tcPr>
           <w:p>
             <w:pPr>
-              <w:spacing w:after="40" w:line="240" w:lineRule="auto"/>
+              <w:spacing w:after="40"/>
             </w:pPr>
             <w:r>
               <w:rPr>
@@ -2451,7 +2458,7 @@
           </w:tcPr>
           <w:p>
             <w:pPr>
-              <w:spacing w:after="40" w:line="240" w:lineRule="auto"/>
+              <w:spacing w:after="40"/>
             </w:pPr>
             <w:r>
               <w:rPr>
@@ -2474,7 +2481,7 @@
           </w:tcPr>
           <w:p>
             <w:pPr>
-              <w:spacing w:after="40" w:line="240" w:lineRule="auto"/>
+              <w:spacing w:after="40"/>
             </w:pPr>
             <w:r>
               <w:rPr>
@@ -2499,7 +2506,7 @@
           </w:tcPr>
           <w:p>
             <w:pPr>
-              <w:spacing w:after="40" w:line="240" w:lineRule="auto"/>
+              <w:spacing w:after="40"/>
             </w:pPr>
             <w:r>
               <w:rPr>
@@ -2522,7 +2529,7 @@
           </w:tcPr>
           <w:p>
             <w:pPr>
-              <w:spacing w:after="40" w:line="240" w:lineRule="auto"/>
+              <w:spacing w:after="40"/>
             </w:pPr>
             <w:r>
               <w:rPr>
@@ -2547,7 +2554,7 @@
           </w:tcPr>
           <w:p>
             <w:pPr>
-              <w:spacing w:after="40" w:line="240" w:lineRule="auto"/>
+              <w:spacing w:after="40"/>
             </w:pPr>
             <w:r>
               <w:rPr>
@@ -2570,7 +2577,7 @@
           </w:tcPr>
           <w:p>
             <w:pPr>
-              <w:spacing w:after="40" w:line="240" w:lineRule="auto"/>
+              <w:spacing w:after="40"/>
             </w:pPr>
             <w:r>
               <w:rPr>
@@ -2595,7 +2602,7 @@
           </w:tcPr>
           <w:p>
             <w:pPr>
-              <w:spacing w:after="40" w:line="240" w:lineRule="auto"/>
+              <w:spacing w:after="40"/>
             </w:pPr>
             <w:r>
               <w:rPr>
@@ -2618,7 +2625,7 @@
           </w:tcPr>
           <w:p>
             <w:pPr>
-              <w:spacing w:after="40" w:line="240" w:lineRule="auto"/>
+              <w:spacing w:after="40"/>
             </w:pPr>
             <w:r>
               <w:rPr>
@@ -2642,12 +2649,21 @@
         <w:rPr>
           <w:rFonts w:ascii="Times New Roman" w:hAnsi="Times New Roman" w:cs="Times New Roman"/>
         </w:rPr>
+        <w:lastRenderedPageBreak/>
         <w:t>10. Review and Change Control</w:t>
       </w:r>
     </w:p>
     <w:p>
       <w:r>
-        <w:t>Review this threat model when the data schema, detection rules, dependencies, export behaviour, or collection scope changes. Update the Markdown and DOCX copies together. Record material decisions in decision_log.md.</w:t>
+        <w:t xml:space="preserve">Review this threat model when the data schema, detection rules, dependencies, export </w:t>
+      </w:r>
+      <w:proofErr w:type="spellStart"/>
+      <w:r>
+        <w:t>behaviour</w:t>
+      </w:r>
+      <w:proofErr w:type="spellEnd"/>
+      <w:r>
+        <w:t>, or collection scope changes. Update the Markdown and DOCX copies together. Record material decisions in decision_log.md.</w:t>
       </w:r>
     </w:p>
     <w:p>
@@ -2661,7 +2677,6 @@
         <w:rPr>
           <w:rFonts w:ascii="Times New Roman" w:hAnsi="Times New Roman" w:cs="Times New Roman"/>
         </w:rPr>
-        <w:lastRenderedPageBreak/>
         <w:t>11. Acceptance Criteria</w:t>
       </w:r>
     </w:p>
@@ -2718,9 +2733,9 @@
         <w:tblLook w:val="04A0" w:firstRow="1" w:lastRow="0" w:firstColumn="1" w:lastColumn="0" w:noHBand="0" w:noVBand="1"/>
       </w:tblPr>
       <w:tblGrid>
-        <w:gridCol w:w="3120"/>
-        <w:gridCol w:w="3120"/>
-        <w:gridCol w:w="3120"/>
+        <w:gridCol w:w="3115"/>
+        <w:gridCol w:w="3114"/>
+        <w:gridCol w:w="3115"/>
       </w:tblGrid>
       <w:tr>
         <w:tc>
@@ -2736,7 +2751,7 @@
           </w:tcPr>
           <w:p>
             <w:pPr>
-              <w:spacing w:after="40" w:line="240" w:lineRule="auto"/>
+              <w:spacing w:after="40"/>
             </w:pPr>
             <w:r>
               <w:rPr>
@@ -2762,7 +2777,7 @@
           </w:tcPr>
           <w:p>
             <w:pPr>
-              <w:spacing w:after="40" w:line="240" w:lineRule="auto"/>
+              <w:spacing w:after="40"/>
             </w:pPr>
             <w:r>
               <w:rPr>
@@ -2788,7 +2803,7 @@
           </w:tcPr>
           <w:p>
             <w:pPr>
-              <w:spacing w:after="40" w:line="240" w:lineRule="auto"/>
+              <w:spacing w:after="40"/>
             </w:pPr>
             <w:r>
               <w:rPr>
@@ -2815,7 +2830,7 @@
           </w:tcPr>
           <w:p>
             <w:pPr>
-              <w:spacing w:after="40" w:line="240" w:lineRule="auto"/>
+              <w:spacing w:after="40"/>
             </w:pPr>
             <w:r>
               <w:rPr>
@@ -2838,7 +2853,7 @@
           </w:tcPr>
           <w:p>
             <w:pPr>
-              <w:spacing w:after="40" w:line="240" w:lineRule="auto"/>
+              <w:spacing w:after="40"/>
             </w:pPr>
             <w:r>
               <w:rPr>
@@ -2861,7 +2876,7 @@
           </w:tcPr>
           <w:p>
             <w:pPr>
-              <w:spacing w:after="40" w:line="240" w:lineRule="auto"/>
+              <w:spacing w:after="40"/>
             </w:pPr>
             <w:r>
               <w:rPr>
